--- a/ui/assets/wheelchair_form_fillable.docx
+++ b/ui/assets/wheelchair_form_fillable.docx
@@ -386,7 +386,33 @@
               <w:rPr>
                 <w:lang w:val="en-US"/>
               </w:rPr>
-              <w:t xml:space="preserve">Fee ($20): </w:t>
+              <w:t>Fee ($</w:t>
+            </w:r>
+            <w:r>
+              <w:rPr>
+                <w:lang w:val="en-US"/>
+              </w:rPr>
+              <w:t xml:space="preserve">     </w:t>
+            </w:r>
+            <w:proofErr w:type="gramStart"/>
+            <w:r>
+              <w:rPr>
+                <w:lang w:val="en-US"/>
+              </w:rPr>
+              <w:t xml:space="preserve">  </w:t>
+            </w:r>
+            <w:r>
+              <w:rPr>
+                <w:lang w:val="en-US"/>
+              </w:rPr>
+              <w:t>)</w:t>
+            </w:r>
+            <w:proofErr w:type="gramEnd"/>
+            <w:r>
+              <w:rPr>
+                <w:lang w:val="en-US"/>
+              </w:rPr>
+              <w:t xml:space="preserve">: </w:t>
             </w:r>
           </w:p>
         </w:tc>
@@ -740,7 +766,27 @@
               <w:rPr>
                 <w:lang w:val="en-US"/>
               </w:rPr>
-              <w:t xml:space="preserve">Deposit ($50): </w:t>
+              <w:t xml:space="preserve">Deposit </w:t>
+            </w:r>
+            <w:r>
+              <w:rPr>
+                <w:lang w:val="en-US"/>
+              </w:rPr>
+              <w:t xml:space="preserve">($     </w:t>
+            </w:r>
+            <w:proofErr w:type="gramStart"/>
+            <w:r>
+              <w:rPr>
+                <w:lang w:val="en-US"/>
+              </w:rPr>
+              <w:t xml:space="preserve">  )</w:t>
+            </w:r>
+            <w:proofErr w:type="gramEnd"/>
+            <w:r>
+              <w:rPr>
+                <w:lang w:val="en-US"/>
+              </w:rPr>
+              <w:t xml:space="preserve">: </w:t>
             </w:r>
           </w:p>
         </w:tc>
@@ -1377,7 +1423,27 @@
               <w:rPr>
                 <w:lang w:val="en-US"/>
               </w:rPr>
-              <w:t xml:space="preserve">Fee ($20): </w:t>
+              <w:t xml:space="preserve">Fee </w:t>
+            </w:r>
+            <w:r>
+              <w:rPr>
+                <w:lang w:val="en-US"/>
+              </w:rPr>
+              <w:t xml:space="preserve">($     </w:t>
+            </w:r>
+            <w:proofErr w:type="gramStart"/>
+            <w:r>
+              <w:rPr>
+                <w:lang w:val="en-US"/>
+              </w:rPr>
+              <w:t xml:space="preserve">  )</w:t>
+            </w:r>
+            <w:proofErr w:type="gramEnd"/>
+            <w:r>
+              <w:rPr>
+                <w:lang w:val="en-US"/>
+              </w:rPr>
+              <w:t xml:space="preserve">: </w:t>
             </w:r>
           </w:p>
         </w:tc>
@@ -1468,7 +1534,19 @@
               <w:rPr>
                 <w:lang w:val="en-US"/>
               </w:rPr>
-              <w:t xml:space="preserve">Deposit ($50): </w:t>
+              <w:t xml:space="preserve">Deposit </w:t>
+            </w:r>
+            <w:r>
+              <w:rPr>
+                <w:lang w:val="en-US"/>
+              </w:rPr>
+              <w:t>($       )</w:t>
+            </w:r>
+            <w:r>
+              <w:rPr>
+                <w:lang w:val="en-US"/>
+              </w:rPr>
+              <w:t xml:space="preserve">: </w:t>
             </w:r>
           </w:p>
         </w:tc>
